--- a/语嫣AI员工管家_产品手册.docx
+++ b/语嫣AI员工管家_产品手册.docx
@@ -237,15 +237,7 @@
         <w:rPr>
           <w:sz w:val="22"/>
         </w:rPr>
-        <w:t>年</w:t>
-      </w:r>
-      <w:bookmarkStart w:id="0" w:name="_GoBack"/>
-      <w:bookmarkEnd w:id="0"/>
-      <w:r>
-        <w:rPr>
-          <w:sz w:val="22"/>
-        </w:rPr>
-        <w:t>，</w:t>
+        <w:t>年，</w:t>
       </w:r>
       <w:r>
         <w:rPr>
@@ -566,6 +558,12 @@
             <w:insideH w:val="single" w:color="4F81BD" w:themeColor="accent1" w:sz="8" w:space="0"/>
             <w:insideV w:val="single" w:color="4F81BD" w:themeColor="accent1" w:sz="8" w:space="0"/>
           </w:tblBorders>
+          <w:tblCellMar>
+            <w:top w:w="0" w:type="dxa"/>
+            <w:left w:w="108" w:type="dxa"/>
+            <w:bottom w:w="0" w:type="dxa"/>
+            <w:right w:w="108" w:type="dxa"/>
+          </w:tblCellMar>
         </w:tblPrEx>
         <w:tc>
           <w:tcPr>
@@ -2106,12 +2104,6 @@
             <w:insideH w:val="single" w:color="4F81BD" w:themeColor="accent1" w:sz="8" w:space="0"/>
             <w:insideV w:val="single" w:color="4F81BD" w:themeColor="accent1" w:sz="8" w:space="0"/>
           </w:tblBorders>
-          <w:tblCellMar>
-            <w:top w:w="0" w:type="dxa"/>
-            <w:left w:w="108" w:type="dxa"/>
-            <w:bottom w:w="0" w:type="dxa"/>
-            <w:right w:w="108" w:type="dxa"/>
-          </w:tblCellMar>
         </w:tblPrEx>
         <w:tc>
           <w:tcPr>
@@ -2473,12 +2465,6 @@
             <w:insideH w:val="single" w:color="4F81BD" w:themeColor="accent1" w:sz="8" w:space="0"/>
             <w:insideV w:val="single" w:color="4F81BD" w:themeColor="accent1" w:sz="8" w:space="0"/>
           </w:tblBorders>
-          <w:tblCellMar>
-            <w:top w:w="0" w:type="dxa"/>
-            <w:left w:w="108" w:type="dxa"/>
-            <w:bottom w:w="0" w:type="dxa"/>
-            <w:right w:w="108" w:type="dxa"/>
-          </w:tblCellMar>
         </w:tblPrEx>
         <w:tc>
           <w:tcPr>
@@ -2737,12 +2723,6 @@
             <w:insideH w:val="single" w:color="4F81BD" w:themeColor="accent1" w:sz="8" w:space="0"/>
             <w:insideV w:val="single" w:color="4F81BD" w:themeColor="accent1" w:sz="8" w:space="0"/>
           </w:tblBorders>
-          <w:tblCellMar>
-            <w:top w:w="0" w:type="dxa"/>
-            <w:left w:w="108" w:type="dxa"/>
-            <w:bottom w:w="0" w:type="dxa"/>
-            <w:right w:w="108" w:type="dxa"/>
-          </w:tblCellMar>
         </w:tblPrEx>
         <w:tc>
           <w:tcPr>
@@ -3881,6 +3861,16 @@
         </w:rPr>
         <w:t xml:space="preserve">GitHub: </w:t>
       </w:r>
+      <w:r>
+        <w:rPr>
+          <w:rFonts w:hint="eastAsia"/>
+          <w:color w:val="808080"/>
+          <w:sz w:val="22"/>
+        </w:rPr>
+        <w:t>https://github.com/wangmingsen-cn/Yuyan-AI</w:t>
+      </w:r>
+      <w:bookmarkStart w:id="0" w:name="_GoBack"/>
+      <w:bookmarkEnd w:id="0"/>
     </w:p>
     <w:p>
       <w:pPr>
